--- a/ndb-dea-drug-lag/output/manuscript_en_pds.docx
+++ b/ndb-dea-drug-lag/output/manuscript_en_pds.docx
@@ -264,7 +264,7 @@
                 <w:b/>
                 <w:sz w:val="15"/>
               </w:rPr>
-              <w:t>Month</w:t>
+              <w:t>Date</w:t>
             </w:r>
           </w:p>
         </w:tc>
@@ -334,7 +334,7 @@
               <w:rPr>
                 <w:sz w:val="15"/>
               </w:rPr>
-              <w:t>2014-07</w:t>
+              <w:t>2014-07-04</w:t>
             </w:r>
           </w:p>
         </w:tc>
@@ -373,7 +373,7 @@
               <w:rPr>
                 <w:sz w:val="15"/>
               </w:rPr>
-              <w:t>Bristol-Myers Squibb K.K. press release 2014-07-04</w:t>
+              <w:t>承認年月日 2014-07-04 (スンベプラカプセル/ダクルインザ錠 添付文書); Bristol-Myers Squibb K.K. press release 2014-07-04</w:t>
             </w:r>
           </w:p>
         </w:tc>
@@ -401,7 +401,7 @@
               <w:rPr>
                 <w:sz w:val="15"/>
               </w:rPr>
-              <w:t>2014-09</w:t>
+              <w:t>2014-09-02</w:t>
             </w:r>
           </w:p>
         </w:tc>
@@ -440,7 +440,7 @@
               <w:rPr>
                 <w:sz w:val="15"/>
               </w:rPr>
-              <w:t>MHLW/Chuikyo NHI drug-price listing FY2014</w:t>
+              <w:t>薬価基準収載日 2014-09-02 (添付文書); 発売 2014-09-03 (BMS press release 2014-09-03)</w:t>
             </w:r>
           </w:p>
         </w:tc>
@@ -468,7 +468,7 @@
               <w:rPr>
                 <w:sz w:val="15"/>
               </w:rPr>
-              <w:t>2015-03</w:t>
+              <w:t>2015-03-26</w:t>
             </w:r>
           </w:p>
         </w:tc>
@@ -507,7 +507,7 @@
               <w:rPr>
                 <w:sz w:val="15"/>
               </w:rPr>
-              <w:t>PMDA new-drug approval / Gilead Sciences K.K. press release (2015-03)</w:t>
+              <w:t>ソバルディ錠 承認年月日 2015-03-26 (添付文書 / インタビューフォーム)</w:t>
             </w:r>
           </w:p>
         </w:tc>
@@ -535,7 +535,7 @@
               <w:rPr>
                 <w:sz w:val="15"/>
               </w:rPr>
-              <w:t>2015-05</w:t>
+              <w:t>2015-05-20</w:t>
             </w:r>
           </w:p>
         </w:tc>
@@ -574,7 +574,7 @@
               <w:rPr>
                 <w:sz w:val="15"/>
               </w:rPr>
-              <w:t>MHLW/Chuikyo NHI drug-price listing (2015-05)</w:t>
+              <w:t>薬価収載 2015-05-20 (中医協 2015-05-13 総会決定; 厚労省保険局医療課通知 保医発0519第1号)</w:t>
             </w:r>
           </w:p>
         </w:tc>
@@ -602,7 +602,7 @@
               <w:rPr>
                 <w:sz w:val="15"/>
               </w:rPr>
-              <w:t>2015-07</w:t>
+              <w:t>2015-07-03</w:t>
             </w:r>
           </w:p>
         </w:tc>
@@ -641,7 +641,7 @@
               <w:rPr>
                 <w:sz w:val="15"/>
               </w:rPr>
-              <w:t>PMDA new-drug approval / Gilead Sciences K.K. press release (2015-07)</w:t>
+              <w:t>MHLW 製造販売承認 2015-07-03 (朝日新聞 2015-07-04 報道; 添付文書)</w:t>
             </w:r>
           </w:p>
         </w:tc>
@@ -669,7 +669,7 @@
               <w:rPr>
                 <w:sz w:val="15"/>
               </w:rPr>
-              <w:t>2015-08</w:t>
+              <w:t>2015-08-31</w:t>
             </w:r>
           </w:p>
         </w:tc>
@@ -708,7 +708,7 @@
               <w:rPr>
                 <w:sz w:val="15"/>
               </w:rPr>
-              <w:t>MHLW/Chuikyo NHI drug-price listing (2015-08)</w:t>
+              <w:t>ハーボニー配合錠 薬価収載日 2015-08-31 (添付文書)</w:t>
             </w:r>
           </w:p>
         </w:tc>
@@ -736,7 +736,7 @@
               <w:rPr>
                 <w:sz w:val="15"/>
               </w:rPr>
-              <w:t>2017-09</w:t>
+              <w:t>2017-09-27</w:t>
             </w:r>
           </w:p>
         </w:tc>
@@ -775,7 +775,7 @@
               <w:rPr>
                 <w:sz w:val="15"/>
               </w:rPr>
-              <w:t>PMDA new-drug approval / AbbVie GK press release (2017-09)</w:t>
+              <w:t>製造販売承認 2017-09-27 (PMDA/MHLW; AbbVie GK)</w:t>
             </w:r>
           </w:p>
         </w:tc>
@@ -803,7 +803,7 @@
               <w:rPr>
                 <w:sz w:val="15"/>
               </w:rPr>
-              <w:t>2017-11</w:t>
+              <w:t>2017-11-22</w:t>
             </w:r>
           </w:p>
         </w:tc>
@@ -842,7 +842,7 @@
               <w:rPr>
                 <w:sz w:val="15"/>
               </w:rPr>
-              <w:t>MHLW/Chuikyo NHI drug-price listing (2017-11)</w:t>
+              <w:t>マヴィレット配合錠 薬価収載日 2017-11-22 (中医協 2017-11-15 総会決定; 添付文書); 発売 2017-11-27</w:t>
             </w:r>
           </w:p>
         </w:tc>
